--- a/backend/app/routers/template.docx
+++ b/backend/app/routers/template.docx
@@ -113,16 +113,7 @@
           <w:sz w:val="24"/>
           <w:szCs w:val="24"/>
         </w:rPr>
-        <w:t>ВОРОНЕЖСКИЙ ГОСУДАРСТВЕННЫЙ УНИВЕ</w:t>
-      </w:r>
-      <w:r>
-        <w:rPr>
-          <w:rFonts w:ascii="Arial" w:hAnsi="Arial" w:cs="Arial"/>
-          <w:b/>
-          <w:sz w:val="24"/>
-          <w:szCs w:val="24"/>
-        </w:rPr>
-        <w:t>Р</w:t>
+        <w:t>ВОРОНЕЖСКИЙ ГОСУДАРСТВЕННЫЙ УНИВЕР</w:t>
       </w:r>
       <w:r>
         <w:rPr>
@@ -248,7 +239,6 @@
           <w:rFonts w:ascii="Arial" w:hAnsi="Arial" w:cs="Arial"/>
           <w:sz w:val="24"/>
           <w:szCs w:val="24"/>
-          <w:lang w:val="en-US"/>
         </w:rPr>
       </w:pPr>
       <w:r>
@@ -258,6 +248,15 @@
           <w:szCs w:val="24"/>
         </w:rPr>
         <w:tab/>
+      </w:r>
+      <w:r>
+        <w:rPr>
+          <w:rFonts w:ascii="Arial" w:hAnsi="Arial" w:cs="Arial"/>
+          <w:sz w:val="24"/>
+          <w:szCs w:val="24"/>
+          <w:u w:val="single"/>
+        </w:rPr>
+        <w:t>{{</w:t>
       </w:r>
       <w:r>
         <w:rPr>
@@ -267,51 +266,16 @@
           <w:u w:val="single"/>
           <w:lang w:val="en-US"/>
         </w:rPr>
-        <w:t>{{ORDER_DATE}}</w:t>
-      </w:r>
-      <w:r>
-        <w:rPr>
-          <w:rFonts w:ascii="Arial" w:hAnsi="Arial" w:cs="Arial"/>
-          <w:sz w:val="24"/>
-          <w:szCs w:val="24"/>
-          <w:lang w:val="en-US"/>
-        </w:rPr>
-        <w:tab/>
-      </w:r>
-      <w:r>
-        <w:rPr>
-          <w:rFonts w:ascii="Arial" w:hAnsi="Arial" w:cs="Arial"/>
-          <w:sz w:val="24"/>
-          <w:szCs w:val="24"/>
-        </w:rPr>
-        <w:t>Воронеж</w:t>
-      </w:r>
-      <w:r>
-        <w:rPr>
-          <w:rFonts w:ascii="Arial" w:hAnsi="Arial" w:cs="Arial"/>
-          <w:sz w:val="24"/>
-          <w:szCs w:val="24"/>
-          <w:lang w:val="en-US"/>
-        </w:rPr>
-        <w:tab/>
-      </w:r>
-      <w:r>
-        <w:rPr>
-          <w:rFonts w:ascii="Arial" w:hAnsi="Arial" w:cs="Arial"/>
-          <w:sz w:val="24"/>
-          <w:szCs w:val="24"/>
-          <w:lang w:val="en-US"/>
-        </w:rPr>
-        <w:t>№</w:t>
-      </w:r>
-      <w:r>
-        <w:rPr>
-          <w:rFonts w:ascii="Arial" w:hAnsi="Arial" w:cs="Arial"/>
-          <w:sz w:val="24"/>
-          <w:szCs w:val="24"/>
-          <w:lang w:val="en-US"/>
-        </w:rPr>
-        <w:t xml:space="preserve"> </w:t>
+        <w:t>ORDER</w:t>
+      </w:r>
+      <w:r>
+        <w:rPr>
+          <w:rFonts w:ascii="Arial" w:hAnsi="Arial" w:cs="Arial"/>
+          <w:sz w:val="24"/>
+          <w:szCs w:val="24"/>
+          <w:u w:val="single"/>
+        </w:rPr>
+        <w:t>_</w:t>
       </w:r>
       <w:r>
         <w:rPr>
@@ -321,7 +285,87 @@
           <w:u w:val="single"/>
           <w:lang w:val="en-US"/>
         </w:rPr>
-        <w:t>{{ORDER_NUMBER}}</w:t>
+        <w:t>DATE</w:t>
+      </w:r>
+      <w:r>
+        <w:rPr>
+          <w:rFonts w:ascii="Arial" w:hAnsi="Arial" w:cs="Arial"/>
+          <w:sz w:val="24"/>
+          <w:szCs w:val="24"/>
+          <w:u w:val="single"/>
+        </w:rPr>
+        <w:t>}}</w:t>
+      </w:r>
+      <w:r>
+        <w:rPr>
+          <w:rFonts w:ascii="Arial" w:hAnsi="Arial" w:cs="Arial"/>
+          <w:sz w:val="24"/>
+          <w:szCs w:val="24"/>
+        </w:rPr>
+        <w:tab/>
+      </w:r>
+      <w:r>
+        <w:rPr>
+          <w:rFonts w:ascii="Arial" w:hAnsi="Arial" w:cs="Arial"/>
+          <w:sz w:val="24"/>
+          <w:szCs w:val="24"/>
+        </w:rPr>
+        <w:t>Воронеж</w:t>
+      </w:r>
+      <w:r>
+        <w:rPr>
+          <w:rFonts w:ascii="Arial" w:hAnsi="Arial" w:cs="Arial"/>
+          <w:sz w:val="24"/>
+          <w:szCs w:val="24"/>
+        </w:rPr>
+        <w:tab/>
+      </w:r>
+      <w:r>
+        <w:rPr>
+          <w:rFonts w:ascii="Arial" w:hAnsi="Arial" w:cs="Arial"/>
+          <w:sz w:val="24"/>
+          <w:szCs w:val="24"/>
+          <w:u w:val="single"/>
+        </w:rPr>
+        <w:t>{{</w:t>
+      </w:r>
+      <w:r>
+        <w:rPr>
+          <w:rFonts w:ascii="Arial" w:hAnsi="Arial" w:cs="Arial"/>
+          <w:sz w:val="24"/>
+          <w:szCs w:val="24"/>
+          <w:u w:val="single"/>
+          <w:lang w:val="en-US"/>
+        </w:rPr>
+        <w:t>ORDER</w:t>
+      </w:r>
+      <w:r>
+        <w:rPr>
+          <w:rFonts w:ascii="Arial" w:hAnsi="Arial" w:cs="Arial"/>
+          <w:sz w:val="24"/>
+          <w:szCs w:val="24"/>
+          <w:u w:val="single"/>
+        </w:rPr>
+        <w:t>_</w:t>
+      </w:r>
+      <w:r>
+        <w:rPr>
+          <w:rFonts w:ascii="Arial" w:hAnsi="Arial" w:cs="Arial"/>
+          <w:sz w:val="24"/>
+          <w:szCs w:val="24"/>
+          <w:u w:val="single"/>
+          <w:lang w:val="en-US"/>
+        </w:rPr>
+        <w:t>NUMBER</w:t>
+      </w:r>
+      <w:r>
+        <w:rPr>
+          <w:rFonts w:ascii="Arial" w:hAnsi="Arial" w:cs="Arial"/>
+          <w:sz w:val="24"/>
+          <w:szCs w:val="24"/>
+          <w:u w:val="single"/>
+        </w:rPr>
+        <w:t>}}</w:t>
       </w:r>
     </w:p>
     <w:p>
@@ -332,7 +376,6 @@
           <w:rFonts w:ascii="Arial" w:hAnsi="Arial" w:cs="Arial"/>
           <w:sz w:val="24"/>
           <w:szCs w:val="24"/>
-          <w:lang w:val="en-US"/>
         </w:rPr>
       </w:pPr>
     </w:p>
@@ -615,16 +658,7 @@
           <w:sz w:val="24"/>
           <w:szCs w:val="24"/>
         </w:rPr>
-        <w:t>{{ENROLL_DATE}}</w:t>
-      </w:r>
-      <w:r>
-        <w:rPr>
-          <w:rFonts w:ascii="Arial" w:hAnsi="Arial" w:cs="Arial"/>
-          <w:color w:val="000000"/>
-          <w:sz w:val="24"/>
-          <w:szCs w:val="24"/>
-        </w:rPr>
-        <w:t xml:space="preserve"> </w:t>
+        <w:t xml:space="preserve">{{ENROLL_DATE}} </w:t>
       </w:r>
       <w:r>
         <w:rPr>
@@ -1787,6 +1821,50 @@
     <w:lsdException w:name="Subtitle" w:qFormat="1"/>
     <w:lsdException w:name="Strong" w:qFormat="1"/>
     <w:lsdException w:name="Emphasis" w:qFormat="1"/>
+    <w:lsdException w:name="Normal Table" w:semiHidden="1" w:unhideWhenUsed="1"/>
+    <w:lsdException w:name="Table Simple 1" w:semiHidden="1" w:unhideWhenUsed="1"/>
+    <w:lsdException w:name="Table Simple 2" w:semiHidden="1" w:unhideWhenUsed="1"/>
+    <w:lsdException w:name="Table Simple 3" w:semiHidden="1" w:unhideWhenUsed="1"/>
+    <w:lsdException w:name="Table Classic 1" w:semiHidden="1" w:unhideWhenUsed="1"/>
+    <w:lsdException w:name="Table Classic 2" w:semiHidden="1" w:unhideWhenUsed="1"/>
+    <w:lsdException w:name="Table Classic 3" w:semiHidden="1" w:unhideWhenUsed="1"/>
+    <w:lsdException w:name="Table Classic 4" w:semiHidden="1" w:unhideWhenUsed="1"/>
+    <w:lsdException w:name="Table Colorful 1" w:semiHidden="1" w:unhideWhenUsed="1"/>
+    <w:lsdException w:name="Table Colorful 2" w:semiHidden="1" w:unhideWhenUsed="1"/>
+    <w:lsdException w:name="Table Colorful 3" w:semiHidden="1" w:unhideWhenUsed="1"/>
+    <w:lsdException w:name="Table Columns 1" w:semiHidden="1" w:unhideWhenUsed="1"/>
+    <w:lsdException w:name="Table Columns 2" w:semiHidden="1" w:unhideWhenUsed="1"/>
+    <w:lsdException w:name="Table Columns 3" w:semiHidden="1" w:unhideWhenUsed="1"/>
+    <w:lsdException w:name="Table Columns 4" w:semiHidden="1" w:unhideWhenUsed="1"/>
+    <w:lsdException w:name="Table Columns 5" w:semiHidden="1" w:unhideWhenUsed="1"/>
+    <w:lsdException w:name="Table Grid 1" w:semiHidden="1" w:unhideWhenUsed="1"/>
+    <w:lsdException w:name="Table Grid 2" w:semiHidden="1" w:unhideWhenUsed="1"/>
+    <w:lsdException w:name="Table Grid 3" w:semiHidden="1" w:unhideWhenUsed="1"/>
+    <w:lsdException w:name="Table Grid 4" w:semiHidden="1" w:unhideWhenUsed="1"/>
+    <w:lsdException w:name="Table Grid 5" w:semiHidden="1" w:unhideWhenUsed="1"/>
+    <w:lsdException w:name="Table Grid 6" w:semiHidden="1" w:unhideWhenUsed="1"/>
+    <w:lsdException w:name="Table Grid 7" w:semiHidden="1" w:unhideWhenUsed="1"/>
+    <w:lsdException w:name="Table Grid 8" w:semiHidden="1" w:unhideWhenUsed="1"/>
+    <w:lsdException w:name="Table List 1" w:semiHidden="1" w:unhideWhenUsed="1"/>
+    <w:lsdException w:name="Table List 2" w:semiHidden="1" w:unhideWhenUsed="1"/>
+    <w:lsdException w:name="Table List 3" w:semiHidden="1" w:unhideWhenUsed="1"/>
+    <w:lsdException w:name="Table List 4" w:semiHidden="1" w:unhideWhenUsed="1"/>
+    <w:lsdException w:name="Table List 5" w:semiHidden="1" w:unhideWhenUsed="1"/>
+    <w:lsdException w:name="Table List 6" w:semiHidden="1" w:unhideWhenUsed="1"/>
+    <w:lsdException w:name="Table List 7" w:semiHidden="1" w:unhideWhenUsed="1"/>
+    <w:lsdException w:name="Table List 8" w:semiHidden="1" w:unhideWhenUsed="1"/>
+    <w:lsdException w:name="Table 3D effects 1" w:semiHidden="1" w:unhideWhenUsed="1"/>
+    <w:lsdException w:name="Table 3D effects 2" w:semiHidden="1" w:unhideWhenUsed="1"/>
+    <w:lsdException w:name="Table 3D effects 3" w:semiHidden="1" w:unhideWhenUsed="1"/>
+    <w:lsdException w:name="Table Contemporary" w:semiHidden="1" w:unhideWhenUsed="1"/>
+    <w:lsdException w:name="Table Elegant" w:semiHidden="1" w:unhideWhenUsed="1"/>
+    <w:lsdException w:name="Table Professional" w:semiHidden="1" w:unhideWhenUsed="1"/>
+    <w:lsdException w:name="Table Subtle 1" w:semiHidden="1" w:unhideWhenUsed="1"/>
+    <w:lsdException w:name="Table Subtle 2" w:semiHidden="1" w:unhideWhenUsed="1"/>
+    <w:lsdException w:name="Table Web 1" w:semiHidden="1" w:unhideWhenUsed="1"/>
+    <w:lsdException w:name="Table Web 2" w:semiHidden="1" w:unhideWhenUsed="1"/>
+    <w:lsdException w:name="Table Web 3" w:semiHidden="1" w:unhideWhenUsed="1"/>
+    <w:lsdException w:name="Table Theme" w:semiHidden="1" w:unhideWhenUsed="1"/>
     <w:lsdException w:name="Placeholder Text" w:semiHidden="1" w:uiPriority="99"/>
     <w:lsdException w:name="No Spacing" w:uiPriority="1" w:qFormat="1"/>
     <w:lsdException w:name="Light Shading" w:uiPriority="60"/>
@@ -2031,11 +2109,15 @@
   </w:style>
   <w:style w:type="character" w:default="1" w:styleId="a0">
     <w:name w:val="Default Paragraph Font"/>
+    <w:uiPriority w:val="1"/>
     <w:semiHidden/>
+    <w:unhideWhenUsed/>
   </w:style>
   <w:style w:type="table" w:default="1" w:styleId="a1">
     <w:name w:val="Normal Table"/>
+    <w:uiPriority w:val="99"/>
     <w:semiHidden/>
+    <w:unhideWhenUsed/>
     <w:tblPr>
       <w:tblInd w:w="0" w:type="dxa"/>
       <w:tblCellMar>
@@ -2048,7 +2130,9 @@
   </w:style>
   <w:style w:type="numbering" w:default="1" w:styleId="a2">
     <w:name w:val="No List"/>
+    <w:uiPriority w:val="99"/>
     <w:semiHidden/>
+    <w:unhideWhenUsed/>
   </w:style>
   <w:style w:type="paragraph" w:styleId="a3">
     <w:name w:val="Body Text Indent"/>

--- a/backend/app/routers/template.docx
+++ b/backend/app/routers/template.docx
@@ -319,6 +319,14 @@
           <w:szCs w:val="24"/>
         </w:rPr>
         <w:tab/>
+      </w:r>
+      <w:r>
+        <w:rPr>
+          <w:rFonts w:ascii="Arial" w:hAnsi="Arial" w:cs="Arial"/>
+          <w:sz w:val="24"/>
+          <w:szCs w:val="24"/>
+        </w:rPr>
+        <w:t xml:space="preserve">№ </w:t>
       </w:r>
       <w:r>
         <w:rPr>
@@ -1000,26 +1008,6 @@
           <w:szCs w:val="18"/>
         </w:rPr>
       </w:pPr>
-    </w:p>
-    <w:p>
-      <w:pPr>
-        <w:pStyle w:val="a5"/>
-        <w:rPr>
-          <w:rFonts w:ascii="Arial" w:hAnsi="Arial" w:cs="Arial"/>
-          <w:sz w:val="18"/>
-          <w:szCs w:val="18"/>
-        </w:rPr>
-      </w:pPr>
-    </w:p>
-    <w:p>
-      <w:pPr>
-        <w:pStyle w:val="a5"/>
-        <w:rPr>
-          <w:rFonts w:ascii="Arial" w:hAnsi="Arial" w:cs="Arial"/>
-          <w:sz w:val="18"/>
-          <w:szCs w:val="18"/>
-        </w:rPr>
-      </w:pPr>
       <w:r>
         <w:rPr>
           <w:rFonts w:ascii="Arial" w:hAnsi="Arial" w:cs="Arial"/>
@@ -1478,7 +1466,6 @@
           <w:rFonts w:ascii="Arial" w:hAnsi="Arial" w:cs="Arial"/>
           <w:sz w:val="24"/>
         </w:rPr>
-        <w:lastRenderedPageBreak/>
         <w:t xml:space="preserve">Расчет рассылки: </w:t>
       </w:r>
       <w:r>
